--- a/static/files/16-GUCCINI Dio e' morto.docx
+++ b/static/files/16-GUCCINI Dio e' morto.docx
@@ -366,7 +366,14 @@
           <w:b/>
           <w:bCs/>
         </w:rPr>
-        <w:t>noto cantautore bolognese</w:t>
+        <w:t xml:space="preserve">noto cantautore </w:t>
+      </w:r>
+      <w:r>
+        <w:rPr>
+          <w:b/>
+          <w:bCs/>
+        </w:rPr>
+        <w:t>bolognese (nativo però di Modena)</w:t>
       </w:r>
       <w:r>
         <w:rPr>
@@ -5635,7 +5642,10 @@
     <w:rsidRoot w:val="000C0807"/>
     <w:rsid w:val="000C0807"/>
     <w:rsid w:val="00550A7C"/>
+    <w:rsid w:val="0058537C"/>
     <w:rsid w:val="008D5319"/>
+    <w:rsid w:val="008F0900"/>
+    <w:rsid w:val="00E85E4E"/>
   </w:rsids>
   <m:mathPr>
     <m:mathFont m:val="Cambria Math"/>
